--- a/Phase Wise Templets/Project Design Phase/Solution Architecture/Solution Architecture.docx
+++ b/Phase Wise Templets/Project Design Phase/Solution Architecture/Solution Architecture.docx
@@ -472,6 +472,36 @@
           <w:b/>
         </w:rPr>
       </w:pPr>
+    </w:p>
+    <w:p>
+      <w:r>
+        <w:t>Solution Architecture for HouseHunt (MERN Stack):</w:t>
+      </w:r>
+    </w:p>
+    <w:p>
+      <w:r>
+        <w:t>- Frontend: React.js (User Interface, Forms, Dashboards)</w:t>
+      </w:r>
+    </w:p>
+    <w:p>
+      <w:r>
+        <w:t>- Backend: Node.js with Express.js (RESTful APIs, Business Logic)</w:t>
+      </w:r>
+    </w:p>
+    <w:p>
+      <w:r>
+        <w:t>- Database: MongoDB (NoSQL data storage for users, properties, bookings)</w:t>
+      </w:r>
+    </w:p>
+    <w:p>
+      <w:r>
+        <w:t>- External APIs: Maps API, Payment Gateway API</w:t>
+      </w:r>
+    </w:p>
+    <w:p>
+      <w:r>
+        <w:t>[Insert Solution Architecture Diagram for HouseHunt Here]</w:t>
+      </w:r>
     </w:p>
     <w:sectPr>
       <w:pgSz w:w="11906" w:h="16838"/>
